--- a/assets/Obioma_Chibueze_Justice_CV.docx
+++ b/assets/Obioma_Chibueze_Justice_CV.docx
@@ -895,7 +895,7 @@
           <w:sz w:val="19"/>
           <w:szCs w:val="19"/>
         </w:rPr>
-        <w:t xml:space="preserve">Official website for a Nigerian Afrobeat and pop artist based in the UK. Artwork led catalogue of six releases with direct Spotify and Apple Music links, four music videos that load only on click through privacy enhanced embeds, a cinematic dark design that respects reduced motion, responsive WebP images and no backend. Typed content files with 14 automated data tests, checked at five screen widths with measured colour contrast.</w:t>
+        <w:t xml:space="preserve">Designed, built and launched the official website for a Nigerian Afrobeat and pop artist based in the UK. Artwork led catalogue of six releases with direct Spotify and Apple Music links, four music videos that load only on click through privacy enhanced embeds, a cinematic dark design that respects reduced motion, responsive WebP images and no backend. Typed content files with 14 automated data tests, checked at five screen widths with measured colour contrast. Handled the domain connection, hosting upload and Google Search Console.</w:t>
       </w:r>
     </w:p>
     <w:p>
